--- a/lessions/0003_3.docx
+++ b/lessions/0003_3.docx
@@ -97,7 +97,13 @@
     </w:p>
     <w:p>
       <w:r>
-        <w:t>3. Câu phủ định (Negative Sentence)</w:t>
+        <w:t>3. Câu phủ định (Negative Sentence</w:t>
+      </w:r>
+      <w:r>
+        <w:t>s</w:t>
+      </w:r>
+      <w:r>
+        <w:t>)</w:t>
       </w:r>
     </w:p>
     <w:p>
@@ -124,7 +130,13 @@
     <w:p>
       <w:r>
         <w:tab/>
-        <w:t>She it not my sister. (Cô ấy không phải là chị tôi.)</w:t>
+        <w:t>She i</w:t>
+      </w:r>
+      <w:r>
+        <w:t>s</w:t>
+      </w:r>
+      <w:r>
+        <w:t xml:space="preserve"> not my sister. (Cô ấy không phải là chị tôi.)</w:t>
       </w:r>
     </w:p>
     <w:p>
@@ -200,7 +212,13 @@
       <w:r>
         <w:lastRenderedPageBreak/>
         <w:tab/>
-        <w:t>Am is late. (Tôi có trễ không?)</w:t>
+        <w:t xml:space="preserve">Am </w:t>
+      </w:r>
+      <w:r>
+        <w:t>I</w:t>
+      </w:r>
+      <w:r>
+        <w:t xml:space="preserve"> late. (Tôi có trễ không?)</w:t>
       </w:r>
     </w:p>
     <w:p>
@@ -1456,4 +1474,16 @@
     </a:ext>
   </a:extLst>
 </a:theme>
+</file>
+
+<file path=customXml/item1.xml><?xml version="1.0" encoding="utf-8"?>
+<b:Sources xmlns:b="http://schemas.openxmlformats.org/officeDocument/2006/bibliography" xmlns="http://schemas.openxmlformats.org/officeDocument/2006/bibliography" SelectedStyle="\APASixthEditionOfficeOnline.xsl" StyleName="APA" Version="6"/>
+</file>
+
+<file path=customXml/itemProps1.xml><?xml version="1.0" encoding="utf-8"?>
+<ds:datastoreItem xmlns:ds="http://schemas.openxmlformats.org/officeDocument/2006/customXml" ds:itemID="{3B49D51F-A511-4CA7-AFB0-D3988D801C15}">
+  <ds:schemaRefs>
+    <ds:schemaRef ds:uri="http://schemas.openxmlformats.org/officeDocument/2006/bibliography"/>
+  </ds:schemaRefs>
+</ds:datastoreItem>
 </file>